--- a/Documentation/Checklist_Release_VECTO_3.1.1.748.docx
+++ b/Documentation/Checklist_Release_VECTO_3.1.1.748.docx
@@ -4371,17 +4371,19 @@
           <w:p>
             <w:pPr>
               <w:ind w:left="207" w:hanging="207"/>
+              <w:jc w:val="both"/>
               <w:rPr>
                 <w:rFonts w:ascii="Arial" w:hAnsi="Arial" w:cs="Arial"/>
                 <w:b/>
               </w:rPr>
             </w:pPr>
+            <w:bookmarkStart w:id="10" w:name="_Hlk472520743"/>
             <w:r>
               <w:rPr>
                 <w:rFonts w:ascii="Arial" w:hAnsi="Arial" w:cs="Arial"/>
                 <w:b/>
               </w:rPr>
-              <w:t xml:space="preserve">Create Vecto Release </w:t>
+              <w:t>VECTO DEA Compatibility</w:t>
             </w:r>
           </w:p>
         </w:tc>
@@ -4394,7 +4396,6 @@
               <w:jc w:val="center"/>
               <w:rPr>
                 <w:rFonts w:ascii="Arial" w:hAnsi="Arial" w:cs="Arial"/>
-                <w:b/>
               </w:rPr>
             </w:pPr>
           </w:p>
@@ -4416,6 +4417,157 @@
               <w:rPr>
                 <w:rFonts w:ascii="Arial" w:hAnsi="Arial" w:cs="Arial"/>
               </w:rPr>
+              <w:tab/>
+              <w:t>Check that latest release of VECTO DEA works with VECTO Release (Standalone App)</w:t>
+            </w:r>
+          </w:p>
+        </w:tc>
+        <w:sdt>
+          <w:sdtPr>
+            <w:rPr>
+              <w:rFonts w:ascii="Arial" w:hAnsi="Arial" w:cs="Arial"/>
+            </w:rPr>
+            <w:id w:val="775679042"/>
+            <w14:checkbox>
+              <w14:checked w14:val="1"/>
+              <w14:checkedState w14:val="2612" w14:font="MS Gothic"/>
+              <w14:uncheckedState w14:val="2610" w14:font="MS Gothic"/>
+            </w14:checkbox>
+          </w:sdtPr>
+          <w:sdtContent>
+            <w:tc>
+              <w:tcPr>
+                <w:tcW w:w="436" w:type="dxa"/>
+              </w:tcPr>
+              <w:p>
+                <w:pPr>
+                  <w:jc w:val="center"/>
+                  <w:rPr>
+                    <w:rFonts w:ascii="Arial" w:hAnsi="Arial" w:cs="Arial"/>
+                  </w:rPr>
+                </w:pPr>
+                <w:r>
+                  <w:rPr>
+                    <w:rFonts w:ascii="MS Gothic" w:eastAsia="MS Gothic" w:hAnsi="MS Gothic" w:cs="Arial" w:hint="eastAsia"/>
+                  </w:rPr>
+                  <w:t>☒</w:t>
+                </w:r>
+              </w:p>
+            </w:tc>
+          </w:sdtContent>
+        </w:sdt>
+      </w:tr>
+      <w:tr>
+        <w:tc>
+          <w:tcPr>
+            <w:tcW w:w="8810" w:type="dxa"/>
+          </w:tcPr>
+          <w:p>
+            <w:pPr>
+              <w:ind w:left="207" w:hanging="207"/>
+              <w:rPr>
+                <w:rFonts w:ascii="Arial" w:hAnsi="Arial" w:cs="Arial"/>
+              </w:rPr>
+            </w:pPr>
+            <w:r>
+              <w:rPr>
+                <w:rFonts w:ascii="Arial" w:hAnsi="Arial" w:cs="Arial"/>
+              </w:rPr>
+              <w:tab/>
+              <w:t>Incompatible -&gt; new VECTO DEA Version!</w:t>
+            </w:r>
+          </w:p>
+        </w:tc>
+        <w:sdt>
+          <w:sdtPr>
+            <w:rPr>
+              <w:rFonts w:ascii="Arial" w:hAnsi="Arial" w:cs="Arial"/>
+            </w:rPr>
+            <w:id w:val="670453380"/>
+            <w14:checkbox>
+              <w14:checked w14:val="0"/>
+              <w14:checkedState w14:val="2612" w14:font="MS Gothic"/>
+              <w14:uncheckedState w14:val="2610" w14:font="MS Gothic"/>
+            </w14:checkbox>
+          </w:sdtPr>
+          <w:sdtContent>
+            <w:tc>
+              <w:tcPr>
+                <w:tcW w:w="436" w:type="dxa"/>
+              </w:tcPr>
+              <w:p>
+                <w:pPr>
+                  <w:jc w:val="center"/>
+                  <w:rPr>
+                    <w:rFonts w:ascii="Arial" w:hAnsi="Arial" w:cs="Arial"/>
+                  </w:rPr>
+                </w:pPr>
+                <w:r>
+                  <w:rPr>
+                    <w:rFonts w:ascii="MS Gothic" w:eastAsia="MS Gothic" w:hAnsi="MS Gothic" w:cs="Arial" w:hint="eastAsia"/>
+                  </w:rPr>
+                  <w:t>☐</w:t>
+                </w:r>
+              </w:p>
+            </w:tc>
+          </w:sdtContent>
+        </w:sdt>
+      </w:tr>
+      <w:bookmarkEnd w:id="10"/>
+      <w:tr>
+        <w:tc>
+          <w:tcPr>
+            <w:tcW w:w="8810" w:type="dxa"/>
+          </w:tcPr>
+          <w:p>
+            <w:pPr>
+              <w:ind w:left="207" w:hanging="207"/>
+              <w:rPr>
+                <w:rFonts w:ascii="Arial" w:hAnsi="Arial" w:cs="Arial"/>
+                <w:b/>
+              </w:rPr>
+            </w:pPr>
+            <w:r>
+              <w:rPr>
+                <w:rFonts w:ascii="Arial" w:hAnsi="Arial" w:cs="Arial"/>
+                <w:b/>
+              </w:rPr>
+              <w:t xml:space="preserve">Create Vecto Release </w:t>
+            </w:r>
+          </w:p>
+        </w:tc>
+        <w:tc>
+          <w:tcPr>
+            <w:tcW w:w="436" w:type="dxa"/>
+          </w:tcPr>
+          <w:p>
+            <w:pPr>
+              <w:jc w:val="center"/>
+              <w:rPr>
+                <w:rFonts w:ascii="Arial" w:hAnsi="Arial" w:cs="Arial"/>
+                <w:b/>
+              </w:rPr>
+            </w:pPr>
+          </w:p>
+        </w:tc>
+      </w:tr>
+      <w:tr>
+        <w:tc>
+          <w:tcPr>
+            <w:tcW w:w="8810" w:type="dxa"/>
+          </w:tcPr>
+          <w:p>
+            <w:pPr>
+              <w:ind w:left="207" w:hanging="207"/>
+              <w:rPr>
+                <w:rFonts w:ascii="Arial" w:hAnsi="Arial" w:cs="Arial"/>
+              </w:rPr>
+            </w:pPr>
+            <w:r>
+              <w:rPr>
+                <w:rFonts w:ascii="Arial" w:hAnsi="Arial" w:cs="Arial"/>
+              </w:rPr>
+              <w:lastRenderedPageBreak/>
               <w:tab/>
               <w:t>Update Licen</w:t>
             </w:r>
@@ -4671,7 +4823,6 @@
               <w:rPr>
                 <w:rFonts w:ascii="Arial" w:hAnsi="Arial" w:cs="Arial"/>
               </w:rPr>
-              <w:lastRenderedPageBreak/>
               <w:tab/>
             </w:r>
             <w:r>
@@ -5231,7 +5382,7 @@
           </w:ffData>
         </w:fldChar>
       </w:r>
-      <w:bookmarkStart w:id="10" w:name="Text4"/>
+      <w:bookmarkStart w:id="11" w:name="Text4"/>
       <w:r>
         <w:rPr>
           <w:sz w:val="24"/>
@@ -5262,7 +5413,7 @@
         </w:rPr>
         <w:fldChar w:fldCharType="end"/>
       </w:r>
-      <w:bookmarkEnd w:id="10"/>
+      <w:bookmarkEnd w:id="11"/>
     </w:p>
     <w:p>
       <w:pPr>
@@ -5298,7 +5449,7 @@
           </w:ffData>
         </w:fldChar>
       </w:r>
-      <w:bookmarkStart w:id="11" w:name="Text5"/>
+      <w:bookmarkStart w:id="12" w:name="Text5"/>
       <w:r>
         <w:rPr>
           <w:sz w:val="24"/>
@@ -5329,7 +5480,7 @@
         </w:rPr>
         <w:fldChar w:fldCharType="end"/>
       </w:r>
-      <w:bookmarkEnd w:id="11"/>
+      <w:bookmarkEnd w:id="12"/>
     </w:p>
     <w:sectPr>
       <w:pgSz w:w="12240" w:h="15840"/>
@@ -6589,7 +6740,7 @@
 </file>
 
 <file path=customXml/itemProps1.xml><?xml version="1.0" encoding="utf-8"?>
-<ds:datastoreItem xmlns:ds="http://schemas.openxmlformats.org/officeDocument/2006/customXml" ds:itemID="{61D83455-51FE-4A05-8AE3-04A93269850A}">
+<ds:datastoreItem xmlns:ds="http://schemas.openxmlformats.org/officeDocument/2006/customXml" ds:itemID="{98AFE535-B354-43A3-A00F-CD7802222C3A}">
   <ds:schemaRefs>
     <ds:schemaRef ds:uri="http://schemas.openxmlformats.org/officeDocument/2006/bibliography"/>
   </ds:schemaRefs>
